--- a/prosedurler/EMS.SA.TL.04.02. Specification, Ordering, Confirmation and Delivery Follow-up Instruction.docx
+++ b/prosedurler/EMS.SA.TL.04.02. Specification, Ordering, Confirmation and Delivery Follow-up Instruction.docx
@@ -589,7 +589,7 @@
           <w:sz w:val="24"/>
           <w:szCs w:val="24"/>
         </w:rPr>
-        <w:t xml:space="preserve">1.1. Planning raises the purchase request (FRM-SAT-02) with item, quantity, required date, order or style number and the customer requirements that apply.</w:t>
+        <w:t xml:space="preserve">1.1. Planning raises the purchase request (EMS.SA.FRM.04.02) with item, quantity, required date, order or style number and the customer requirements that apply.</w:t>
       </w:r>
     </w:p>
     <w:p>
@@ -726,7 +726,7 @@
           <w:sz w:val="24"/>
           <w:szCs w:val="24"/>
         </w:rPr>
-        <w:t xml:space="preserve">2.3. The order is issued in writing on the Purchase Request and Order Form (FRM-SAT-02) and contains: supplier, item and specification reference, quantity and unit, price and currency, delivery date and place, delivery and payment terms, required test reports and documents, packaging and labelling requirements.</w:t>
+        <w:t xml:space="preserve">2.3. The order is issued in writing on the Purchase Request and Order Form (EMS.SA.FRM.04.02) and contains: supplier, item and specification reference, quantity and unit, price and currency, delivery date and place, delivery and payment terms, required test reports and documents, packaging and labelling requirements.</w:t>
       </w:r>
     </w:p>
     <w:p>
@@ -799,7 +799,7 @@
           <w:sz w:val="24"/>
           <w:szCs w:val="24"/>
         </w:rPr>
-        <w:t xml:space="preserve">3.1. The Purchasing Specialist requests written confirmation of each order and records it on the Order Confirmation and Lead-time Follow-up Form (FRM-SAT-03) within two working days of sending the order.</w:t>
+        <w:t xml:space="preserve">3.1. The Purchasing Specialist requests written confirmation of each order and records it on the Order Confirmation and Lead-time Follow-up Form (EMS.SA.FRM.04.03) within two working days of sending the order.</w:t>
       </w:r>
     </w:p>
     <w:p>
@@ -1025,7 +1025,7 @@
           <w:sz w:val="24"/>
           <w:szCs w:val="24"/>
         </w:rPr>
-        <w:t xml:space="preserve">5.3. The actual delivery date is recorded on FRM-SAT-03; an order is closed when the goods are accepted and the record is complete.</w:t>
+        <w:t xml:space="preserve">5.3. The actual delivery date is recorded on EMS.SA.FRM.04.03; an order is closed when the goods are accepted and the record is complete.</w:t>
       </w:r>
     </w:p>
     <w:p>
@@ -1278,7 +1278,7 @@
           <w:sz w:val="24"/>
           <w:szCs w:val="24"/>
         </w:rPr>
-        <w:t xml:space="preserve">PRS-SAT-02 Purchasing Procedure; TLM-SAT-02 Specification and ordering instruction; TLM-SAT-03 Order confirmation and lead-time follow-up</w:t>
+        <w:t xml:space="preserve">EMS.SA.PRO.04.02 Purchasing Procedure; EMS.SA.TL.04.02 Specification and ordering instruction; EMS.SA.TL.04.02 Order confirmation and lead-time follow-up</w:t>
       </w:r>
     </w:p>
     <w:p>
@@ -1297,7 +1297,7 @@
           <w:sz w:val="24"/>
           <w:szCs w:val="24"/>
         </w:rPr>
-        <w:t xml:space="preserve">FRM-SAT-02 Purchase Request and Order Form; FRM-SAT-03 Order Confirmation and Lead-time Follow-up Form; EMS.QA.FRM.07.19 Yarn Inspection Incoming Control and Supplier Evaluation Form</w:t>
+        <w:t xml:space="preserve">EMS.SA.FRM.04.02 Purchase Request and Order Form; EMS.SA.FRM.04.03 Order Confirmation and Lead-time Follow-up Form; EMS.QA.FRM.07.19 Yarn Inspection Incoming Control and Supplier Evaluation Form</w:t>
       </w:r>
     </w:p>
     <w:p>
@@ -2022,7 +2022,7 @@
           <w:sz w:val="24"/>
           <w:szCs w:val="24"/>
         </w:rPr>
-        <w:t xml:space="preserve">1.1. يصدر التخطيط طلب الشراء (FRM-SAT-02) متضمناً الصنف والكمية والتاريخ المطلوب ورقم الطلبية أو الموديل ومتطلبات العميل المنطبقة.</w:t>
+        <w:t xml:space="preserve">1.1. يصدر التخطيط طلب الشراء (EMS.SA.FRM.04.02) متضمناً الصنف والكمية والتاريخ المطلوب ورقم الطلبية أو الموديل ومتطلبات العميل المنطبقة.</w:t>
       </w:r>
     </w:p>
     <w:p>
@@ -2176,7 +2176,7 @@
           <w:sz w:val="24"/>
           <w:szCs w:val="24"/>
         </w:rPr>
-        <w:t xml:space="preserve">2.3. يصدر الأمر كتابياً على نموذج طلب الشراء والطلبية (FRM-SAT-02) ويتضمن: المورّد، والصنف ومرجع المواصفة، والكمية والوحدة، والسعر والعملة، وتاريخ ومكان التسليم، وشروط التسليم والدفع، وتقارير الاختبار والمستندات المطلوبة، ومتطلبات التغليف والوسم.</w:t>
+        <w:t xml:space="preserve">2.3. يصدر الأمر كتابياً على نموذج طلب الشراء والطلبية (EMS.SA.FRM.04.02) ويتضمن: المورّد، والصنف ومرجع المواصفة، والكمية والوحدة، والسعر والعملة، وتاريخ ومكان التسليم، وشروط التسليم والدفع، وتقارير الاختبار والمستندات المطلوبة، ومتطلبات التغليف والوسم.</w:t>
       </w:r>
     </w:p>
     <w:p>
@@ -2258,7 +2258,7 @@
           <w:sz w:val="24"/>
           <w:szCs w:val="24"/>
         </w:rPr>
-        <w:t xml:space="preserve">3.1. يطلب أخصائي المشتريات تأكيداً كتابياً لكل طلب ويسجله في نموذج تأكيد الطلب ومتابعة المواعيد (FRM-SAT-03) خلال يومي عمل من إرسال الطلب.</w:t>
+        <w:t xml:space="preserve">3.1. يطلب أخصائي المشتريات تأكيداً كتابياً لكل طلب ويسجله في نموذج تأكيد الطلب ومتابعة المواعيد (EMS.SA.FRM.04.03) خلال يومي عمل من إرسال الطلب.</w:t>
       </w:r>
     </w:p>
     <w:p>
@@ -2512,7 +2512,7 @@
           <w:sz w:val="24"/>
           <w:szCs w:val="24"/>
         </w:rPr>
-        <w:t xml:space="preserve">5.3. يُسجَّل تاريخ التسليم الفعلي في FRM-SAT-03؛ ويُغلق الطلب عند قبول البضائع واكتمال السجل.</w:t>
+        <w:t xml:space="preserve">5.3. يُسجَّل تاريخ التسليم الفعلي في EMS.SA.FRM.04.03؛ ويُغلق الطلب عند قبول البضائع واكتمال السجل.</w:t>
       </w:r>
     </w:p>
     <w:p>
@@ -2794,7 +2794,7 @@
           <w:sz w:val="24"/>
           <w:szCs w:val="24"/>
         </w:rPr>
-        <w:t xml:space="preserve">PRS-SAT-02 إجراء المشتريات؛ TLM-SAT-02 تعليمات المواصفات والطلب؛ TLM-SAT-03 تعليمات تأكيد الطلب ومتابعة المواعيد</w:t>
+        <w:t xml:space="preserve">EMS.SA.PRO.04.02 إجراء المشتريات؛ EMS.SA.TL.04.02 تعليمات المواصفات والطلب؛ EMS.SA.TL.04.02 تعليمات تأكيد الطلب ومتابعة المواعيد</w:t>
       </w:r>
     </w:p>
     <w:p>
@@ -2815,7 +2815,7 @@
           <w:sz w:val="24"/>
           <w:szCs w:val="24"/>
         </w:rPr>
-        <w:t xml:space="preserve">FRM-SAT-02 نموذج طلب الشراء والطلبية؛ FRM-SAT-03 نموذج تأكيد الطلب ومتابعة المواعيد؛ EMS.QA.FRM.07.19 نموذج فحص الخيوط الوارد وتقييم الموردين</w:t>
+        <w:t xml:space="preserve">EMS.SA.FRM.04.02 نموذج طلب الشراء والطلبية؛ EMS.SA.FRM.04.03 نموذج تأكيد الطلب ومتابعة المواعيد؛ EMS.QA.FRM.07.19 نموذج فحص الخيوط الوارد وتقييم الموردين</w:t>
       </w:r>
     </w:p>
     <w:p>
